--- a/Submission/00_技术报告/技术报告_20261019_v2.docx
+++ b/Submission/00_技术报告/技术报告_20261019_v2.docx
@@ -1932,7 +1932,15 @@
       </w:r>
       <w:proofErr w:type="spellEnd"/>
       <w:r>
-        <w:t xml:space="preserve"> PDF 6.3 的评分表对不齐：PDF 写时间分上限 10 分，score.py 里 time_base 是 7200 </w:t>
+        <w:t xml:space="preserve"> PDF 6.3 的评分表对不齐：PDF 写时间分上限 10 分，score.py 里 </w:t>
+      </w:r>
+      <w:proofErr w:type="spellStart"/>
+      <w:r>
+        <w:t>time_base</w:t>
+      </w:r>
+      <w:proofErr w:type="spellEnd"/>
+      <w:r>
+        <w:t xml:space="preserve"> 是 7200 </w:t>
       </w:r>
       <w:proofErr w:type="spellStart"/>
       <w:r>
@@ -9204,7 +9212,23 @@
       </w:r>
       <w:proofErr w:type="spellEnd"/>
       <w:r>
-        <w:t xml:space="preserve"> Min，GM/I_OPA 取 Max，与 score.py </w:t>
+        <w:t xml:space="preserve"> </w:t>
+      </w:r>
+      <w:proofErr w:type="spellStart"/>
+      <w:r>
+        <w:t>Min，GM</w:t>
+      </w:r>
+      <w:proofErr w:type="spellEnd"/>
+      <w:r>
+        <w:t xml:space="preserve">/I_OPA 取 </w:t>
+      </w:r>
+      <w:proofErr w:type="spellStart"/>
+      <w:r>
+        <w:t>Max，与</w:t>
+      </w:r>
+      <w:proofErr w:type="spellEnd"/>
+      <w:r>
+        <w:t xml:space="preserve"> score.py </w:t>
       </w:r>
       <w:proofErr w:type="spellStart"/>
       <w:r>
@@ -9331,7 +9355,15 @@
       </w:r>
       <w:proofErr w:type="gramEnd"/>
       <w:r>
-        <w:t>）、--mock 全链路、反标读回校验，还有跨模块验证——</w:t>
+        <w:t xml:space="preserve">）、--mock </w:t>
+      </w:r>
+      <w:proofErr w:type="spellStart"/>
+      <w:r>
+        <w:t>全链路、反标读回校验，还有跨模块验证</w:t>
+      </w:r>
+      <w:proofErr w:type="spellEnd"/>
+      <w:r>
+        <w:t>——</w:t>
       </w:r>
       <w:proofErr w:type="spellStart"/>
       <w:r>
@@ -14481,7 +14513,15 @@
         </w:rPr>
       </w:pPr>
       <w:r>
-        <w:t xml:space="preserve">模块二的分析器只认网表文本，不认电路名，换一颗运放重新导一次网表就行；模块三的优化器用 --dummy_devices / --symmetry_devices 接外部分组，OPT_NO_REDUCTION 一开就完全退成逐变量优化；模块四的脚本靠 --ae_lib / --ae_cell </w:t>
+        <w:t>模块二的分析器只认网表文本，不认电路名，换一颗运放重新导一次网表就行；模块三的优化器用 --dummy_devices / --symmetry_devices 接外部分组，OPT_NO_REDUCTION 一开就完全退成逐变量优化；模块四的脚本靠 --ae_lib / --</w:t>
+      </w:r>
+      <w:proofErr w:type="spellStart"/>
+      <w:r>
+        <w:t>ae_cell</w:t>
+      </w:r>
+      <w:proofErr w:type="spellEnd"/>
+      <w:r>
+        <w:t xml:space="preserve"> </w:t>
       </w:r>
       <w:proofErr w:type="spellStart"/>
       <w:r>
@@ -15119,7 +15159,7 @@
         </w:trPr>
         <w:tc>
           <w:tcPr>
-            <w:tcW w:w="1134" w:type="dxa"/>
+            <w:tcW w:w="1100" w:type="dxa"/>
           </w:tcPr>
           <w:p>
             <w:pPr>
@@ -15142,7 +15182,7 @@
         </w:tc>
         <w:tc>
           <w:tcPr>
-            <w:tcW w:w="4082" w:type="dxa"/>
+            <w:tcW w:w="3986" w:type="dxa"/>
           </w:tcPr>
           <w:p>
             <w:pPr>
@@ -15163,7 +15203,7 @@
         </w:tc>
         <w:tc>
           <w:tcPr>
-            <w:tcW w:w="4535" w:type="dxa"/>
+            <w:tcW w:w="4422" w:type="dxa"/>
           </w:tcPr>
           <w:p>
             <w:pPr>
@@ -15189,516 +15229,83 @@
         </w:trPr>
         <w:tc>
           <w:tcPr>
-            <w:tcW w:w="1134" w:type="dxa"/>
-          </w:tcPr>
-          <w:p>
-            <w:pPr>
-              <w:spacing w:after="40"/>
-              <w:rPr>
-                <w:rFonts w:hint="eastAsia"/>
-              </w:rPr>
-            </w:pPr>
+            <w:tcW w:w="1100" w:type="dxa"/>
+          </w:tcPr>
+          <w:p>
+            <w:pPr>
+              <w:spacing w:after="40"/>
+              <w:rPr>
+                <w:rFonts w:hint="eastAsia"/>
+              </w:rPr>
+            </w:pPr>
+            <w:proofErr w:type="spellStart"/>
             <w:r>
               <w:rPr>
                 <w:sz w:val="17"/>
               </w:rPr>
-              <w:t>输出 1</w:t>
-            </w:r>
-          </w:p>
-        </w:tc>
-        <w:tc>
-          <w:tcPr>
-            <w:tcW w:w="4082" w:type="dxa"/>
-          </w:tcPr>
-          <w:p>
-            <w:pPr>
-              <w:spacing w:after="40"/>
-              <w:rPr>
-                <w:rFonts w:hint="eastAsia"/>
+              <w:t>源代码</w:t>
+            </w:r>
+            <w:proofErr w:type="spellEnd"/>
+          </w:p>
+        </w:tc>
+        <w:tc>
+          <w:tcPr>
+            <w:tcW w:w="3986" w:type="dxa"/>
+          </w:tcPr>
+          <w:p>
+            <w:pPr>
+              <w:spacing w:after="40"/>
+              <w:rPr>
+                <w:rFonts w:hint="eastAsia"/>
+                <w:lang w:eastAsia="zh-CN"/>
               </w:rPr>
             </w:pPr>
             <w:r>
               <w:rPr>
                 <w:sz w:val="17"/>
               </w:rPr>
-              <w:t>Submission/01_Spec解析_输出1</w:t>
-            </w:r>
-          </w:p>
-        </w:tc>
-        <w:tc>
-          <w:tcPr>
-            <w:tcW w:w="4535" w:type="dxa"/>
-          </w:tcPr>
-          <w:p>
-            <w:pPr>
-              <w:spacing w:after="40"/>
-              <w:rPr>
-                <w:rFonts w:hint="eastAsia"/>
-              </w:rPr>
-            </w:pPr>
-            <w:r>
-              <w:rPr>
-                <w:sz w:val="17"/>
-              </w:rPr>
-              <w:t>spec_case1.json、system_prompt.txt、trace_spec.jsonl、agent_config.json</w:t>
-            </w:r>
-          </w:p>
-        </w:tc>
-      </w:tr>
-      <w:tr>
-        <w:trPr>
-          <w:jc w:val="center"/>
-        </w:trPr>
-        <w:tc>
-          <w:tcPr>
-            <w:tcW w:w="1134" w:type="dxa"/>
-          </w:tcPr>
-          <w:p>
-            <w:pPr>
-              <w:spacing w:after="40"/>
-              <w:rPr>
-                <w:rFonts w:hint="eastAsia"/>
-              </w:rPr>
-            </w:pPr>
-            <w:r>
-              <w:rPr>
-                <w:sz w:val="17"/>
-              </w:rPr>
-              <w:t>输出 2</w:t>
-            </w:r>
-          </w:p>
-        </w:tc>
-        <w:tc>
-          <w:tcPr>
-            <w:tcW w:w="4082" w:type="dxa"/>
-          </w:tcPr>
-          <w:p>
-            <w:pPr>
-              <w:spacing w:after="40"/>
-              <w:rPr>
-                <w:rFonts w:hint="eastAsia"/>
-              </w:rPr>
-            </w:pPr>
-            <w:r>
-              <w:rPr>
-                <w:sz w:val="17"/>
-              </w:rPr>
-              <w:t>Submission/02_拓扑识别与参数约减_输出2</w:t>
-            </w:r>
-          </w:p>
-        </w:tc>
-        <w:tc>
-          <w:tcPr>
-            <w:tcW w:w="4535" w:type="dxa"/>
-          </w:tcPr>
-          <w:p>
-            <w:pPr>
-              <w:spacing w:after="40"/>
-              <w:rPr>
-                <w:rFonts w:hint="eastAsia"/>
-              </w:rPr>
-            </w:pPr>
-            <w:r>
-              <w:rPr>
-                <w:sz w:val="17"/>
-              </w:rPr>
-              <w:t>module_report.json、var_reduction.csv、约减后网表、识别依据</w:t>
-            </w:r>
-          </w:p>
-        </w:tc>
-      </w:tr>
-      <w:tr>
-        <w:trPr>
-          <w:jc w:val="center"/>
-        </w:trPr>
-        <w:tc>
-          <w:tcPr>
-            <w:tcW w:w="1134" w:type="dxa"/>
-          </w:tcPr>
-          <w:p>
-            <w:pPr>
-              <w:spacing w:after="40"/>
-              <w:rPr>
-                <w:rFonts w:hint="eastAsia"/>
-              </w:rPr>
-            </w:pPr>
-            <w:r>
-              <w:rPr>
-                <w:sz w:val="17"/>
-              </w:rPr>
-              <w:t>输出 3</w:t>
-            </w:r>
-          </w:p>
-        </w:tc>
-        <w:tc>
-          <w:tcPr>
-            <w:tcW w:w="4082" w:type="dxa"/>
-          </w:tcPr>
-          <w:p>
-            <w:pPr>
-              <w:spacing w:after="40"/>
-              <w:rPr>
-                <w:rFonts w:hint="eastAsia"/>
-              </w:rPr>
-            </w:pPr>
-            <w:r>
-              <w:rPr>
-                <w:sz w:val="17"/>
-              </w:rPr>
-              <w:t>Submission/03_变量清单与带变量电路图_输出3</w:t>
-            </w:r>
-          </w:p>
-        </w:tc>
-        <w:tc>
-          <w:tcPr>
-            <w:tcW w:w="4535" w:type="dxa"/>
-          </w:tcPr>
-          <w:p>
-            <w:pPr>
-              <w:spacing w:after="40"/>
-              <w:rPr>
-                <w:rFonts w:hint="eastAsia"/>
-                <w:lang w:eastAsia="zh-CN"/>
-              </w:rPr>
-            </w:pPr>
-            <w:r>
-              <w:rPr>
+              <w:t>Submission/edauser32</w:t>
+            </w:r>
+            <w:r>
+              <w:rPr>
+                <w:rFonts w:hint="eastAsia"/>
                 <w:sz w:val="17"/>
                 <w:lang w:eastAsia="zh-CN"/>
               </w:rPr>
-              <w:t>105 行变量清单 CSV、47 行约减后清单、回写模板</w:t>
-            </w:r>
-          </w:p>
-        </w:tc>
-      </w:tr>
-      <w:tr>
-        <w:trPr>
-          <w:jc w:val="center"/>
-        </w:trPr>
-        <w:tc>
-          <w:tcPr>
-            <w:tcW w:w="1134" w:type="dxa"/>
-          </w:tcPr>
-          <w:p>
-            <w:pPr>
-              <w:spacing w:after="40"/>
-              <w:rPr>
-                <w:rFonts w:hint="eastAsia"/>
-              </w:rPr>
-            </w:pPr>
+              <w:t>.tar.gz</w:t>
+            </w:r>
+          </w:p>
+        </w:tc>
+        <w:tc>
+          <w:tcPr>
+            <w:tcW w:w="4422" w:type="dxa"/>
+          </w:tcPr>
+          <w:p>
+            <w:pPr>
+              <w:spacing w:after="40"/>
+              <w:rPr>
+                <w:rFonts w:hint="eastAsia"/>
+              </w:rPr>
+            </w:pPr>
+            <w:r>
+              <w:rPr>
+                <w:sz w:val="17"/>
+              </w:rPr>
+              <w:t xml:space="preserve">module1~4 </w:t>
+            </w:r>
             <w:proofErr w:type="spellStart"/>
             <w:r>
               <w:rPr>
                 <w:sz w:val="17"/>
               </w:rPr>
-              <w:t>输出</w:t>
+              <w:t>全部源码</w:t>
             </w:r>
             <w:proofErr w:type="spellEnd"/>
             <w:r>
               <w:rPr>
                 <w:sz w:val="17"/>
               </w:rPr>
-              <w:t xml:space="preserve"> 4</w:t>
-            </w:r>
-          </w:p>
-        </w:tc>
-        <w:tc>
-          <w:tcPr>
-            <w:tcW w:w="4082" w:type="dxa"/>
-          </w:tcPr>
-          <w:p>
-            <w:pPr>
-              <w:spacing w:after="40"/>
-              <w:rPr>
-                <w:rFonts w:hint="eastAsia"/>
-              </w:rPr>
-            </w:pPr>
-            <w:r>
-              <w:rPr>
-                <w:sz w:val="17"/>
-              </w:rPr>
-              <w:t>Submission/04_最优尺寸反标_输出4</w:t>
-            </w:r>
-          </w:p>
-        </w:tc>
-        <w:tc>
-          <w:tcPr>
-            <w:tcW w:w="4535" w:type="dxa"/>
-          </w:tcPr>
-          <w:p>
-            <w:pPr>
-              <w:spacing w:after="40"/>
-              <w:rPr>
-                <w:rFonts w:hint="eastAsia"/>
-              </w:rPr>
-            </w:pPr>
-            <w:r>
-              <w:rPr>
-                <w:sz w:val="17"/>
-              </w:rPr>
-              <w:t>best_params（105 行最优尺寸）</w:t>
-            </w:r>
-          </w:p>
-        </w:tc>
-      </w:tr>
-      <w:tr>
-        <w:trPr>
-          <w:jc w:val="center"/>
-        </w:trPr>
-        <w:tc>
-          <w:tcPr>
-            <w:tcW w:w="1134" w:type="dxa"/>
-          </w:tcPr>
-          <w:p>
-            <w:pPr>
-              <w:spacing w:after="40"/>
-              <w:rPr>
-                <w:rFonts w:hint="eastAsia"/>
-              </w:rPr>
-            </w:pPr>
-            <w:r>
-              <w:rPr>
-                <w:sz w:val="17"/>
-              </w:rPr>
-              <w:t>输出 5</w:t>
-            </w:r>
-          </w:p>
-        </w:tc>
-        <w:tc>
-          <w:tcPr>
-            <w:tcW w:w="4082" w:type="dxa"/>
-          </w:tcPr>
-          <w:p>
-            <w:pPr>
-              <w:spacing w:after="40"/>
-              <w:rPr>
-                <w:rFonts w:hint="eastAsia"/>
-              </w:rPr>
-            </w:pPr>
-            <w:r>
-              <w:rPr>
-                <w:sz w:val="17"/>
-              </w:rPr>
-              <w:t>Submission/05_全PVT仿真验证_输出5</w:t>
-            </w:r>
-          </w:p>
-        </w:tc>
-        <w:tc>
-          <w:tcPr>
-            <w:tcW w:w="4535" w:type="dxa"/>
-          </w:tcPr>
-          <w:p>
-            <w:pPr>
-              <w:spacing w:after="40"/>
-              <w:rPr>
-                <w:rFonts w:hint="eastAsia"/>
-                <w:lang w:eastAsia="zh-CN"/>
-              </w:rPr>
-            </w:pPr>
-            <w:r>
-              <w:rPr>
-                <w:sz w:val="17"/>
-                <w:lang w:eastAsia="zh-CN"/>
-              </w:rPr>
-              <w:t>全 PVT 最坏值、summary、收敛数据、评分结果</w:t>
-            </w:r>
-          </w:p>
-        </w:tc>
-      </w:tr>
-      <w:tr>
-        <w:trPr>
-          <w:jc w:val="center"/>
-        </w:trPr>
-        <w:tc>
-          <w:tcPr>
-            <w:tcW w:w="1134" w:type="dxa"/>
-          </w:tcPr>
-          <w:p>
-            <w:pPr>
-              <w:spacing w:after="40"/>
-              <w:rPr>
-                <w:rFonts w:hint="eastAsia"/>
-              </w:rPr>
-            </w:pPr>
-            <w:proofErr w:type="spellStart"/>
-            <w:r>
-              <w:rPr>
-                <w:sz w:val="17"/>
-              </w:rPr>
-              <w:t>输出</w:t>
-            </w:r>
-            <w:proofErr w:type="spellEnd"/>
-            <w:r>
-              <w:rPr>
-                <w:sz w:val="17"/>
-              </w:rPr>
-              <w:t xml:space="preserve"> 6</w:t>
-            </w:r>
-          </w:p>
-        </w:tc>
-        <w:tc>
-          <w:tcPr>
-            <w:tcW w:w="4082" w:type="dxa"/>
-          </w:tcPr>
-          <w:p>
-            <w:pPr>
-              <w:spacing w:after="40"/>
-              <w:rPr>
-                <w:rFonts w:hint="eastAsia"/>
-              </w:rPr>
-            </w:pPr>
-            <w:r>
-              <w:rPr>
-                <w:sz w:val="17"/>
-              </w:rPr>
-              <w:t>Submission/06_代码与算法性能_输出6</w:t>
-            </w:r>
-          </w:p>
-        </w:tc>
-        <w:tc>
-          <w:tcPr>
-            <w:tcW w:w="4535" w:type="dxa"/>
-          </w:tcPr>
-          <w:p>
-            <w:pPr>
-              <w:spacing w:after="40"/>
-              <w:rPr>
-                <w:rFonts w:hint="eastAsia"/>
-                <w:lang w:eastAsia="zh-CN"/>
-              </w:rPr>
-            </w:pPr>
-            <w:r>
-              <w:rPr>
-                <w:sz w:val="17"/>
-                <w:lang w:eastAsia="zh-CN"/>
-              </w:rPr>
-              <w:t>优化日志、性能汇总（次数/时间/内存）</w:t>
-            </w:r>
-          </w:p>
-        </w:tc>
-      </w:tr>
-      <w:tr>
-        <w:trPr>
-          <w:jc w:val="center"/>
-        </w:trPr>
-        <w:tc>
-          <w:tcPr>
-            <w:tcW w:w="1134" w:type="dxa"/>
-          </w:tcPr>
-          <w:p>
-            <w:pPr>
-              <w:spacing w:after="40"/>
-              <w:rPr>
-                <w:rFonts w:hint="eastAsia"/>
-              </w:rPr>
-            </w:pPr>
-            <w:proofErr w:type="spellStart"/>
-            <w:r>
-              <w:rPr>
-                <w:sz w:val="17"/>
-              </w:rPr>
-              <w:t>评分包</w:t>
-            </w:r>
-            <w:proofErr w:type="spellEnd"/>
-          </w:p>
-        </w:tc>
-        <w:tc>
-          <w:tcPr>
-            <w:tcW w:w="4082" w:type="dxa"/>
-          </w:tcPr>
-          <w:p>
-            <w:pPr>
-              <w:spacing w:after="40"/>
-              <w:rPr>
-                <w:rFonts w:hint="eastAsia"/>
-              </w:rPr>
-            </w:pPr>
-            <w:r>
-              <w:rPr>
-                <w:sz w:val="17"/>
-              </w:rPr>
-              <w:t>Submission/07_评分提交包</w:t>
-            </w:r>
-          </w:p>
-        </w:tc>
-        <w:tc>
-          <w:tcPr>
-            <w:tcW w:w="4535" w:type="dxa"/>
-          </w:tcPr>
-          <w:p>
-            <w:pPr>
-              <w:spacing w:after="40"/>
-              <w:rPr>
-                <w:rFonts w:hint="eastAsia"/>
-              </w:rPr>
-            </w:pPr>
-            <w:r>
-              <w:rPr>
-                <w:sz w:val="17"/>
-              </w:rPr>
-              <w:t>eda_2026_case_1.tar.gz（平台自动评分用）</w:t>
-            </w:r>
-          </w:p>
-        </w:tc>
-      </w:tr>
-      <w:tr>
-        <w:trPr>
-          <w:jc w:val="center"/>
-        </w:trPr>
-        <w:tc>
-          <w:tcPr>
-            <w:tcW w:w="1134" w:type="dxa"/>
-          </w:tcPr>
-          <w:p>
-            <w:pPr>
-              <w:spacing w:after="40"/>
-              <w:rPr>
-                <w:rFonts w:hint="eastAsia"/>
-              </w:rPr>
-            </w:pPr>
-            <w:r>
-              <w:rPr>
-                <w:sz w:val="17"/>
-              </w:rPr>
-              <w:t>源代码</w:t>
-            </w:r>
-          </w:p>
-        </w:tc>
-        <w:tc>
-          <w:tcPr>
-            <w:tcW w:w="4082" w:type="dxa"/>
-          </w:tcPr>
-          <w:p>
-            <w:pPr>
-              <w:spacing w:after="40"/>
-              <w:rPr>
-                <w:rFonts w:hint="eastAsia"/>
-              </w:rPr>
-            </w:pPr>
-            <w:r>
-              <w:rPr>
-                <w:sz w:val="17"/>
-              </w:rPr>
-              <w:t>Submission/edauser32_源代码</w:t>
-            </w:r>
-          </w:p>
-        </w:tc>
-        <w:tc>
-          <w:tcPr>
-            <w:tcW w:w="4535" w:type="dxa"/>
-          </w:tcPr>
-          <w:p>
-            <w:pPr>
-              <w:spacing w:after="40"/>
-              <w:rPr>
-                <w:rFonts w:hint="eastAsia"/>
-              </w:rPr>
-            </w:pPr>
-            <w:r>
-              <w:rPr>
-                <w:sz w:val="17"/>
-              </w:rPr>
-              <w:t>module1~4 全部源码 + README + requirements</w:t>
+              <w:t xml:space="preserve"> + README + requirements</w:t>
             </w:r>
           </w:p>
         </w:tc>
